--- a/BTTH.docx
+++ b/BTTH.docx
@@ -652,381 +652,6 @@
         <w:rPr>
           <w:rFonts w:ascii="Times New Roman" w:hAnsi="Times New Roman" w:cs="Times New Roman"/>
         </w:rPr>
-        <w:t>IV. Velocity và quyết định phạm vi</w:t>
-      </w:r>
-    </w:p>
-    <w:p>
-      <w:pPr>
-        <w:rPr>
-          <w:rFonts w:ascii="Times New Roman" w:hAnsi="Times New Roman" w:cs="Times New Roman"/>
-        </w:rPr>
-      </w:pPr>
-      <w:r>
-        <w:rPr>
-          <w:rFonts w:ascii="Times New Roman" w:hAnsi="Times New Roman" w:cs="Times New Roman"/>
-        </w:rPr>
-        <w:t>+ Phân tích Velocity: Sprint 3 (18), Sprint 4 (21), Sprint 5 (15). Xu hướng không ổn định. Trung bình 3 Sprint là 18 SP. Sprint 5 rớt xuống 15 SP có thể do có PBI 8 SP bị fail (chỉ mới xong 75%).</w:t>
-      </w:r>
-    </w:p>
-    <w:p>
-      <w:pPr>
-        <w:rPr>
-          <w:rFonts w:ascii="Times New Roman" w:hAnsi="Times New Roman" w:cs="Times New Roman"/>
-        </w:rPr>
-      </w:pPr>
-      <w:r>
-        <w:rPr>
-          <w:rFonts w:ascii="Times New Roman" w:hAnsi="Times New Roman" w:cs="Times New Roman"/>
-        </w:rPr>
-        <w:t>+ So sánh Phạm vi dựa trên 4 tiêu chí:</w:t>
-      </w:r>
-    </w:p>
-    <w:tbl>
-      <w:tblPr>
-        <w:tblStyle w:val="TableGrid"/>
-        <w:tblW w:w="0" w:type="auto"/>
-        <w:tblLook w:val="04A0" w:firstRow="1" w:lastRow="0" w:firstColumn="1" w:lastColumn="0" w:noHBand="0" w:noVBand="1"/>
-      </w:tblPr>
-      <w:tblGrid>
-        <w:gridCol w:w="1653"/>
-        <w:gridCol w:w="3259"/>
-        <w:gridCol w:w="4438"/>
-      </w:tblGrid>
-      <w:tr>
-        <w:tc>
-          <w:tcPr>
-            <w:tcW w:w="0" w:type="auto"/>
-            <w:hideMark/>
-          </w:tcPr>
-          <w:p>
-            <w:pPr>
-              <w:spacing w:after="160" w:line="278" w:lineRule="auto"/>
-              <w:rPr>
-                <w:rFonts w:ascii="Times New Roman" w:hAnsi="Times New Roman" w:cs="Times New Roman"/>
-              </w:rPr>
-            </w:pPr>
-            <w:r>
-              <w:rPr>
-                <w:rFonts w:ascii="Times New Roman" w:hAnsi="Times New Roman" w:cs="Times New Roman"/>
-              </w:rPr>
-              <w:t>Tiêu chí</w:t>
-            </w:r>
-          </w:p>
-        </w:tc>
-        <w:tc>
-          <w:tcPr>
-            <w:tcW w:w="0" w:type="auto"/>
-            <w:hideMark/>
-          </w:tcPr>
-          <w:p>
-            <w:pPr>
-              <w:spacing w:after="160" w:line="278" w:lineRule="auto"/>
-              <w:rPr>
-                <w:rFonts w:ascii="Times New Roman" w:hAnsi="Times New Roman" w:cs="Times New Roman"/>
-              </w:rPr>
-            </w:pPr>
-            <w:r>
-              <w:rPr>
-                <w:rFonts w:ascii="Times New Roman" w:hAnsi="Times New Roman" w:cs="Times New Roman"/>
-              </w:rPr>
-              <w:t>Phương án A (Chủ yếu theo Velocity = 18 SP)</w:t>
-            </w:r>
-          </w:p>
-        </w:tc>
-        <w:tc>
-          <w:tcPr>
-            <w:tcW w:w="0" w:type="auto"/>
-            <w:hideMark/>
-          </w:tcPr>
-          <w:p>
-            <w:pPr>
-              <w:spacing w:after="160" w:line="278" w:lineRule="auto"/>
-              <w:rPr>
-                <w:rFonts w:ascii="Times New Roman" w:hAnsi="Times New Roman" w:cs="Times New Roman"/>
-              </w:rPr>
-            </w:pPr>
-            <w:r>
-              <w:rPr>
-                <w:rFonts w:ascii="Times New Roman" w:hAnsi="Times New Roman" w:cs="Times New Roman"/>
-              </w:rPr>
-              <w:t>Phương án B (Theo Capacity &amp; Rủi ro = 21 SP)</w:t>
-            </w:r>
-          </w:p>
-        </w:tc>
-      </w:tr>
-      <w:tr>
-        <w:tc>
-          <w:tcPr>
-            <w:tcW w:w="0" w:type="auto"/>
-            <w:hideMark/>
-          </w:tcPr>
-          <w:p>
-            <w:pPr>
-              <w:spacing w:after="160" w:line="278" w:lineRule="auto"/>
-              <w:rPr>
-                <w:rFonts w:ascii="Times New Roman" w:hAnsi="Times New Roman" w:cs="Times New Roman"/>
-              </w:rPr>
-            </w:pPr>
-            <w:r>
-              <w:rPr>
-                <w:rFonts w:ascii="Times New Roman" w:hAnsi="Times New Roman" w:cs="Times New Roman"/>
-              </w:rPr>
-              <w:lastRenderedPageBreak/>
-              <w:t>1. Độ tin cậy</w:t>
-            </w:r>
-          </w:p>
-        </w:tc>
-        <w:tc>
-          <w:tcPr>
-            <w:tcW w:w="0" w:type="auto"/>
-            <w:hideMark/>
-          </w:tcPr>
-          <w:p>
-            <w:pPr>
-              <w:spacing w:after="160" w:line="278" w:lineRule="auto"/>
-              <w:rPr>
-                <w:rFonts w:ascii="Times New Roman" w:hAnsi="Times New Roman" w:cs="Times New Roman"/>
-              </w:rPr>
-            </w:pPr>
-            <w:r>
-              <w:rPr>
-                <w:rFonts w:ascii="Times New Roman" w:hAnsi="Times New Roman" w:cs="Times New Roman"/>
-              </w:rPr>
-              <w:t>Cao (dựa trên dữ liệu quá khứ chuẩn xác).</w:t>
-            </w:r>
-          </w:p>
-        </w:tc>
-        <w:tc>
-          <w:tcPr>
-            <w:tcW w:w="0" w:type="auto"/>
-            <w:hideMark/>
-          </w:tcPr>
-          <w:p>
-            <w:pPr>
-              <w:spacing w:after="160" w:line="278" w:lineRule="auto"/>
-              <w:rPr>
-                <w:rFonts w:ascii="Times New Roman" w:hAnsi="Times New Roman" w:cs="Times New Roman"/>
-              </w:rPr>
-            </w:pPr>
-            <w:r>
-              <w:rPr>
-                <w:rFonts w:ascii="Times New Roman" w:hAnsi="Times New Roman" w:cs="Times New Roman"/>
-              </w:rPr>
-              <w:t>Trung bình (Dựa trên số giờ tính toán, nhưng BE đang bị thiếu hụt).</w:t>
-            </w:r>
-          </w:p>
-        </w:tc>
-      </w:tr>
-      <w:tr>
-        <w:tc>
-          <w:tcPr>
-            <w:tcW w:w="0" w:type="auto"/>
-            <w:hideMark/>
-          </w:tcPr>
-          <w:p>
-            <w:pPr>
-              <w:spacing w:after="160" w:line="278" w:lineRule="auto"/>
-              <w:rPr>
-                <w:rFonts w:ascii="Times New Roman" w:hAnsi="Times New Roman" w:cs="Times New Roman"/>
-              </w:rPr>
-            </w:pPr>
-            <w:r>
-              <w:rPr>
-                <w:rFonts w:ascii="Times New Roman" w:hAnsi="Times New Roman" w:cs="Times New Roman"/>
-              </w:rPr>
-              <w:t>2. Nghỉ/Gián đoạn</w:t>
-            </w:r>
-          </w:p>
-        </w:tc>
-        <w:tc>
-          <w:tcPr>
-            <w:tcW w:w="0" w:type="auto"/>
-            <w:hideMark/>
-          </w:tcPr>
-          <w:p>
-            <w:pPr>
-              <w:spacing w:after="160" w:line="278" w:lineRule="auto"/>
-              <w:rPr>
-                <w:rFonts w:ascii="Times New Roman" w:hAnsi="Times New Roman" w:cs="Times New Roman"/>
-              </w:rPr>
-            </w:pPr>
-            <w:r>
-              <w:rPr>
-                <w:rFonts w:ascii="Times New Roman" w:hAnsi="Times New Roman" w:cs="Times New Roman"/>
-              </w:rPr>
-              <w:t>Không phản ánh được việc Minh nghỉ 2 ngày.</w:t>
-            </w:r>
-          </w:p>
-        </w:tc>
-        <w:tc>
-          <w:tcPr>
-            <w:tcW w:w="0" w:type="auto"/>
-            <w:hideMark/>
-          </w:tcPr>
-          <w:p>
-            <w:pPr>
-              <w:spacing w:after="160" w:line="278" w:lineRule="auto"/>
-              <w:rPr>
-                <w:rFonts w:ascii="Times New Roman" w:hAnsi="Times New Roman" w:cs="Times New Roman"/>
-              </w:rPr>
-            </w:pPr>
-            <w:r>
-              <w:rPr>
-                <w:rFonts w:ascii="Times New Roman" w:hAnsi="Times New Roman" w:cs="Times New Roman"/>
-              </w:rPr>
-              <w:t>Đã lường trước việc giảm Capacity để linh hoạt.</w:t>
-            </w:r>
-          </w:p>
-        </w:tc>
-      </w:tr>
-      <w:tr>
-        <w:tc>
-          <w:tcPr>
-            <w:tcW w:w="0" w:type="auto"/>
-            <w:hideMark/>
-          </w:tcPr>
-          <w:p>
-            <w:pPr>
-              <w:spacing w:after="160" w:line="278" w:lineRule="auto"/>
-              <w:rPr>
-                <w:rFonts w:ascii="Times New Roman" w:hAnsi="Times New Roman" w:cs="Times New Roman"/>
-              </w:rPr>
-            </w:pPr>
-            <w:r>
-              <w:rPr>
-                <w:rFonts w:ascii="Times New Roman" w:hAnsi="Times New Roman" w:cs="Times New Roman"/>
-              </w:rPr>
-              <w:t>3. Bảo vệ Goal</w:t>
-            </w:r>
-          </w:p>
-        </w:tc>
-        <w:tc>
-          <w:tcPr>
-            <w:tcW w:w="0" w:type="auto"/>
-            <w:hideMark/>
-          </w:tcPr>
-          <w:p>
-            <w:pPr>
-              <w:spacing w:after="160" w:line="278" w:lineRule="auto"/>
-              <w:rPr>
-                <w:rFonts w:ascii="Times New Roman" w:hAnsi="Times New Roman" w:cs="Times New Roman"/>
-              </w:rPr>
-            </w:pPr>
-            <w:r>
-              <w:rPr>
-                <w:rFonts w:ascii="Times New Roman" w:hAnsi="Times New Roman" w:cs="Times New Roman"/>
-              </w:rPr>
-              <w:t>Rủi ro cắt bớt PBI cốt lõi, khiến luồng dùng thử bị đứt gãy.</w:t>
-            </w:r>
-          </w:p>
-        </w:tc>
-        <w:tc>
-          <w:tcPr>
-            <w:tcW w:w="0" w:type="auto"/>
-            <w:hideMark/>
-          </w:tcPr>
-          <w:p>
-            <w:pPr>
-              <w:spacing w:after="160" w:line="278" w:lineRule="auto"/>
-              <w:rPr>
-                <w:rFonts w:ascii="Times New Roman" w:hAnsi="Times New Roman" w:cs="Times New Roman"/>
-              </w:rPr>
-            </w:pPr>
-            <w:r>
-              <w:rPr>
-                <w:rFonts w:ascii="Times New Roman" w:hAnsi="Times New Roman" w:cs="Times New Roman"/>
-              </w:rPr>
-              <w:t>Rủi ro cao về khối lượng, nhưng giữ được Goal trọn vẹn luồng dùng thử.</w:t>
-            </w:r>
-          </w:p>
-        </w:tc>
-      </w:tr>
-      <w:tr>
-        <w:tc>
-          <w:tcPr>
-            <w:tcW w:w="0" w:type="auto"/>
-            <w:hideMark/>
-          </w:tcPr>
-          <w:p>
-            <w:pPr>
-              <w:spacing w:after="160" w:line="278" w:lineRule="auto"/>
-              <w:rPr>
-                <w:rFonts w:ascii="Times New Roman" w:hAnsi="Times New Roman" w:cs="Times New Roman"/>
-              </w:rPr>
-            </w:pPr>
-            <w:r>
-              <w:rPr>
-                <w:rFonts w:ascii="Times New Roman" w:hAnsi="Times New Roman" w:cs="Times New Roman"/>
-              </w:rPr>
-              <w:t>4. Áp lực/Gaming</w:t>
-            </w:r>
-          </w:p>
-        </w:tc>
-        <w:tc>
-          <w:tcPr>
-            <w:tcW w:w="0" w:type="auto"/>
-            <w:hideMark/>
-          </w:tcPr>
-          <w:p>
-            <w:pPr>
-              <w:spacing w:after="160" w:line="278" w:lineRule="auto"/>
-              <w:rPr>
-                <w:rFonts w:ascii="Times New Roman" w:hAnsi="Times New Roman" w:cs="Times New Roman"/>
-              </w:rPr>
-            </w:pPr>
-            <w:r>
-              <w:rPr>
-                <w:rFonts w:ascii="Times New Roman" w:hAnsi="Times New Roman" w:cs="Times New Roman"/>
-              </w:rPr>
-              <w:t>Thấp, đội làm đúng năng lực.</w:t>
-            </w:r>
-          </w:p>
-        </w:tc>
-        <w:tc>
-          <w:tcPr>
-            <w:tcW w:w="0" w:type="auto"/>
-            <w:hideMark/>
-          </w:tcPr>
-          <w:p>
-            <w:pPr>
-              <w:spacing w:after="160" w:line="278" w:lineRule="auto"/>
-              <w:rPr>
-                <w:rFonts w:ascii="Times New Roman" w:hAnsi="Times New Roman" w:cs="Times New Roman"/>
-              </w:rPr>
-            </w:pPr>
-            <w:r>
-              <w:rPr>
-                <w:rFonts w:ascii="Times New Roman" w:hAnsi="Times New Roman" w:cs="Times New Roman"/>
-              </w:rPr>
-              <w:t>Áp lực cao cho BE. Dễ phát sinh "Gaming" (giảm chuẩn chất lượng để kịp tiến độ).</w:t>
-            </w:r>
-          </w:p>
-        </w:tc>
-      </w:tr>
-    </w:tbl>
-    <w:p>
-      <w:pPr>
-        <w:rPr>
-          <w:rFonts w:ascii="Times New Roman" w:hAnsi="Times New Roman" w:cs="Times New Roman"/>
-        </w:rPr>
-      </w:pPr>
-      <w:r>
-        <w:rPr>
-          <w:rFonts w:ascii="Times New Roman" w:hAnsi="Times New Roman" w:cs="Times New Roman"/>
-        </w:rPr>
-        <w:t>+ Quyết định: Chọn Phương án B (21 SP) nhưng có giả định: Đội đồng ý cắt bớt độ phức tạp của UI ở FE để dồn sức hỗ trợ Test API cho Backend, bảo vệ luồng đi qua đầy đủ các bước cơ bản nhất.</w:t>
-      </w:r>
-    </w:p>
-    <w:p>
-      <w:pPr>
-        <w:rPr>
-          <w:rFonts w:ascii="Times New Roman" w:hAnsi="Times New Roman" w:cs="Times New Roman"/>
-        </w:rPr>
-      </w:pPr>
-      <w:r>
-        <w:rPr>
-          <w:rFonts w:ascii="Times New Roman" w:hAnsi="Times New Roman" w:cs="Times New Roman"/>
-        </w:rPr>
         <w:t>V. Burn down và thích nghi</w:t>
       </w:r>
     </w:p>
@@ -1041,6 +666,7 @@
           <w:rFonts w:ascii="Times New Roman" w:hAnsi="Times New Roman" w:cs="Times New Roman"/>
           <w:noProof/>
         </w:rPr>
+        <w:lastRenderedPageBreak/>
         <w:drawing>
           <wp:inline distT="0" distB="0" distL="0" distR="0" wp14:anchorId="547A293A" wp14:editId="2372E9B6">
             <wp:extent cx="5486400" cy="3200400"/>
@@ -1142,7 +768,6 @@
         <w:rPr>
           <w:rFonts w:ascii="Times New Roman" w:hAnsi="Times New Roman" w:cs="Times New Roman"/>
         </w:rPr>
-        <w:lastRenderedPageBreak/>
         <w:t>Ngày 9-10 (5 -&gt; 5): Nằm ngang ở cuối Sprint. Giả thuyết: Bị nghẽn ở khâu Tích hợp hoặc Kiểm thử (QA không kịp test hoặc phát hiện bug lớn chưa fix xong). PBI 8 SP (75%) chính là 5 SP đang kẹt lại này.</w:t>
       </w:r>
     </w:p>
@@ -1266,6 +891,7 @@
         <w:rPr>
           <w:rFonts w:ascii="Times New Roman" w:hAnsi="Times New Roman" w:cs="Times New Roman"/>
         </w:rPr>
+        <w:lastRenderedPageBreak/>
         <w:t xml:space="preserve">Xử lý: Chuyển sang thanh toán giả lập (Mock) để tiếp tục luồng giao hàng. Báo cáo tại Sprint Review. </w:t>
       </w:r>
     </w:p>
